--- a/backend/word_templates/自有资金/机械租赁/邀请询比/2.采购意向公告上网审批.docx
+++ b/backend/word_templates/自有资金/机械租赁/邀请询比/2.采购意向公告上网审批.docx
@@ -61,12 +61,6 @@
             <w:insideH w:val="single" w:color="auto" w:sz="4" w:space="0"/>
             <w:insideV w:val="single" w:color="auto" w:sz="4" w:space="0"/>
           </w:tblBorders>
-          <w:tblCellMar>
-            <w:top w:w="0" w:type="dxa"/>
-            <w:left w:w="108" w:type="dxa"/>
-            <w:bottom w:w="0" w:type="dxa"/>
-            <w:right w:w="108" w:type="dxa"/>
-          </w:tblCellMar>
         </w:tblPrEx>
         <w:trPr>
           <w:trHeight w:val="862" w:hRule="atLeast"/>
@@ -128,7 +122,16 @@
                 <w:sz w:val="24"/>
                 <w:lang w:val="en-US" w:eastAsia="zh-CN"/>
               </w:rPr>
-              <w:t xml:space="preserve">  {{caigou_xiangmu_ming}}</w:t>
+              <w:t xml:space="preserve">  </w:t>
+            </w:r>
+            <w:r>
+              <w:rPr>
+                <w:rFonts w:hint="eastAsia" w:ascii="Times New Roman" w:hAnsi="Times New Roman" w:eastAsia="宋体" w:cs="Times New Roman"/>
+                <w:color w:val="0000FF"/>
+                <w:sz w:val="24"/>
+                <w:lang w:val="en-US" w:eastAsia="zh-CN"/>
+              </w:rPr>
+              <w:t>{{caigou_xiangmu_ming}}</w:t>
             </w:r>
           </w:p>
         </w:tc>
@@ -210,18 +213,27 @@
                 <w:sz w:val="24"/>
                 <w:lang w:val="en-US" w:eastAsia="zh-CN"/>
               </w:rPr>
-              <w:t xml:space="preserve">  {{caigou_xiangmu_ming}}意向公</w:t>
-            </w:r>
-            <w:bookmarkStart w:id="0" w:name="_GoBack"/>
-            <w:bookmarkEnd w:id="0"/>
+              <w:t xml:space="preserve">  </w:t>
+            </w:r>
+            <w:r>
+              <w:rPr>
+                <w:rFonts w:hint="eastAsia" w:ascii="Times New Roman" w:hAnsi="Times New Roman" w:eastAsia="宋体" w:cs="Times New Roman"/>
+                <w:color w:val="0000FF"/>
+                <w:sz w:val="24"/>
+                <w:lang w:val="en-US" w:eastAsia="zh-CN"/>
+              </w:rPr>
+              <w:t>{{caigou_xiangmu_ming}}</w:t>
+            </w:r>
             <w:r>
               <w:rPr>
                 <w:rFonts w:hint="eastAsia" w:ascii="Times New Roman" w:hAnsi="Times New Roman" w:eastAsia="宋体" w:cs="Times New Roman"/>
                 <w:sz w:val="24"/>
                 <w:lang w:val="en-US" w:eastAsia="zh-CN"/>
               </w:rPr>
-              <w:t>告。</w:t>
-            </w:r>
+              <w:t>意向公告。</w:t>
+            </w:r>
+            <w:bookmarkStart w:id="0" w:name="_GoBack"/>
+            <w:bookmarkEnd w:id="0"/>
           </w:p>
         </w:tc>
       </w:tr>
@@ -1180,6 +1192,7 @@
     <w:name w:val="标题 3 字符"/>
     <w:basedOn w:val="4"/>
     <w:link w:val="2"/>
+    <w:qFormat/>
     <w:uiPriority w:val="0"/>
     <w:rPr>
       <w:rFonts w:hint="default" w:ascii="Times New Roman" w:hAnsi="Times New Roman" w:eastAsia="宋体" w:cs="Times New Roman"/>
